--- a/Document_Outlines/Input data - systems/Building Management System Replacement.docx
+++ b/Document_Outlines/Input data - systems/Building Management System Replacement.docx
@@ -3267,6 +3267,17 @@
       </w:pPr>
       <w:r>
         <w:t>Configuration backups and disaster recovery arrangements</w:t>
+      </w:r>
+    </w:p>
+    <w:p>
+      <w:pPr>
+        <w:numPr>
+          <w:ilvl w:val="0"/>
+          <w:numId w:val="2"/>
+        </w:numPr>
+      </w:pPr>
+      <w:r>
+        <w:t>Evidence of current PVG Scheme membership for all contractor personnel attending site</w:t>
       </w:r>
     </w:p>
     <w:p/>

--- a/Document_Outlines/Input data - systems/Building Management System Replacement.docx
+++ b/Document_Outlines/Input data - systems/Building Management System Replacement.docx
@@ -3278,6 +3278,17 @@
       </w:pPr>
       <w:r>
         <w:t>Evidence of current PVG Scheme membership for all contractor personnel attending site</w:t>
+      </w:r>
+    </w:p>
+    <w:p>
+      <w:pPr>
+        <w:numPr>
+          <w:ilvl w:val="0"/>
+          <w:numId w:val="2"/>
+        </w:numPr>
+      </w:pPr>
+      <w:r>
+        <w:t>Where works are in, adjacent to, above or below a room housing ionising-radiation imaging equipment (CT, X-ray, fluoroscopy, nuclear medicine): confirm Radiation Protection Adviser (RPA) sign-off on shielding integrity per the Room/Ward/Theatre Refresh checklist - a separate gate from HAI-SCRIBE, not covered by it</w:t>
       </w:r>
     </w:p>
     <w:p/>

--- a/Document_Outlines/Input data - systems/Building Management System Replacement.docx
+++ b/Document_Outlines/Input data - systems/Building Management System Replacement.docx
@@ -293,7 +293,7 @@
           </w:tcPr>
           <w:p>
             <w:r>
-              <w:t>CIBSE Guides (especially Guide H – Building Control Systems) BSRIA guidance (BG 1/2020, BG 9/2011 etc.) BS EN ISO 16484 series (Building automation and control systems) Manufacturer standards &amp; cybersecurity guidance</w:t>
+              <w:t>CIBSE Guides (especially Guide H – Building Control Systems) BSRIA guidance (BG 1/2020, BG 9/2011 etc.) BS EN ISO 16484 series (Building automation and control systems) Manufacturer standards &amp; NIS Regulations 2018 / Scottish PSCRF v2.0 cybersecurity assurance</w:t>
             </w:r>
           </w:p>
         </w:tc>
@@ -1719,7 +1719,7 @@
           </w:tcPr>
           <w:p>
             <w:r>
-              <w:t>Current NHS / national guidance</w:t>
+              <w:t>Network and Information Systems (NIS) Regulations 2018 (NHS boards as Operators of Essential Services), assessed against the Scottish Public Sector Cyber Resilience Framework (PSCRF) v2.0 (NHS Scotland is transitioning toward NCSC's Cyber Assessment Framework, CAF)</w:t>
             </w:r>
           </w:p>
         </w:tc>
@@ -1774,7 +1774,7 @@
           </w:tcPr>
           <w:p>
             <w:r>
-              <w:t>Building Regulations / statutory compliance information</w:t>
+              <w:t>Building Warrant / Building (Scotland) Regulations 2004 compliance information (Schedule 3 where the works affect an existing occupied building)</w:t>
             </w:r>
           </w:p>
         </w:tc>
